--- a/por/docx/44.content.docx
+++ b/por/docx/44.content.docx
@@ -11980,19 +11980,7 @@
         <w:rPr>
           <w:lang w:val="pt_PT" w:bidi="pt_PT"/>
         </w:rPr>
-        <w:t xml:space="preserve">). Era importante para Lucas mostrar que o Cristianismo não era hostil aos oficiais ou instituições romanas e poderia, como o Judaísmo, ser permitido no Império Romano (veja </w:t>
-      </w:r>
-      <w:r>
-        <w:rPr>
-          <w:lang w:val="pt_PT" w:bidi="pt_PT"/>
-        </w:rPr>
-        <w:t>Introdução ao Livro de Atos</w:t>
-      </w:r>
-      <w:r>
-        <w:rPr>
-          <w:lang w:val="pt_PT" w:bidi="pt_PT"/>
-        </w:rPr>
-        <w:t>, “Propósitos de Atos: Política”). • um capitão do Regimento Italiano: um regimento incluía seis centúrias; uma legião romana geralmente era dividida em dez regimentos. O Novo Testamento menciona o Regimento Italiano e o Regimento Imperial (</w:t>
+        <w:t>). Era importante para Lucas mostrar que o Cristianismo não era hostil aos oficiais ou instituições romanas e poderia, como o Judaísmo, ser permitido no Império Romano (veja Introdução ao Livro de Atos, “Propósitos de Atos: Política”). • um capitão do Regimento Italiano: um regimento incluía seis centúrias; uma legião romana geralmente era dividida em dez regimentos. O Novo Testamento menciona o Regimento Italiano e o Regimento Imperial (</w:t>
       </w:r>
       <w:r>
         <w:rPr>
@@ -14336,19 +14324,7 @@
         <w:rPr>
           <w:lang w:val="pt_PT" w:bidi="pt_PT"/>
         </w:rPr>
-        <w:t xml:space="preserve">; </w:t>
-      </w:r>
-      <w:r>
-        <w:rPr>
-          <w:lang w:val="pt_PT" w:bidi="pt_PT"/>
-        </w:rPr>
-        <w:t>Introdução ao Livro de Tiago</w:t>
-      </w:r>
-      <w:r>
-        <w:rPr>
-          <w:lang w:val="pt_PT" w:bidi="pt_PT"/>
-        </w:rPr>
-        <w:t>, “Data da Escrita”).</w:t>
+        <w:t>; Introdução ao Livro de Tiago, “Data da Escrita”).</w:t>
       </w:r>
       <w:r>
         <w:rPr>
@@ -17895,19 +17871,7 @@
         <w:rPr>
           <w:lang w:val="pt_PT" w:bidi="pt_PT"/>
         </w:rPr>
-        <w:t xml:space="preserve">). A carta de Paulo aos Gálatas foi provavelmente endereçada aos crentes dispersos nas igrejas de Licaônia (veja </w:t>
-      </w:r>
-      <w:r>
-        <w:rPr>
-          <w:lang w:val="pt_PT" w:bidi="pt_PT"/>
-        </w:rPr>
-        <w:t>Introdução ao Livro de Gálatas</w:t>
-      </w:r>
-      <w:r>
-        <w:rPr>
-          <w:lang w:val="pt_PT" w:bidi="pt_PT"/>
-        </w:rPr>
-        <w:t>, “Destinatários”). • Listra estava localizada aproximadamente quarenta quilômetros ao sul-sudoeste de Icônio. • Derbe</w:t>
+        <w:t>). A carta de Paulo aos Gálatas foi provavelmente endereçada aos crentes dispersos nas igrejas de Licaônia (veja Introdução ao Livro de Gálatas, “Destinatários”). • Listra estava localizada aproximadamente quarenta quilômetros ao sul-sudoeste de Icônio. • Derbe</w:t>
       </w:r>
       <w:r>
         <w:rPr>
@@ -18630,19 +18594,7 @@
         <w:rPr>
           <w:lang w:val="pt_PT" w:bidi="pt_PT"/>
         </w:rPr>
-        <w:t xml:space="preserve">Esses homens da Judeia eram cristãos judeus que ensinavam a necessidade da circuncisão (e com ela, a conversão ao judaísmo) para ser salvo. A questão central era como os gentios deveriam ser recebidos na comunhão cristã. Paulo escreveu sua carta aos Gálatas nessa época para combater o mesmo ensinamento na Galácia (veja </w:t>
-      </w:r>
-      <w:r>
-        <w:rPr>
-          <w:lang w:val="pt_PT" w:bidi="pt_PT"/>
-        </w:rPr>
-        <w:t>Introdução ao Livro de Gálatas</w:t>
-      </w:r>
-      <w:r>
-        <w:rPr>
-          <w:lang w:val="pt_PT" w:bidi="pt_PT"/>
-        </w:rPr>
-        <w:t>, “Data da Escrita”).</w:t>
+        <w:t>Esses homens da Judeia eram cristãos judeus que ensinavam a necessidade da circuncisão (e com ela, a conversão ao judaísmo) para ser salvo. A questão central era como os gentios deveriam ser recebidos na comunhão cristã. Paulo escreveu sua carta aos Gálatas nessa época para combater o mesmo ensinamento na Galácia (veja Introdução ao Livro de Gálatas, “Data da Escrita”).</w:t>
       </w:r>
       <w:r>
         <w:rPr>
@@ -23405,19 +23357,7 @@
         <w:rPr>
           <w:lang w:val="pt_PT" w:bidi="pt_PT"/>
         </w:rPr>
-        <w:t xml:space="preserve"> uma proeminente cidade-estado e importante cidade comercial. Corinto era notória por sua prostituição, imoralidade e embriaguez (veja </w:t>
-      </w:r>
-      <w:r>
-        <w:rPr>
-          <w:lang w:val="pt_PT" w:bidi="pt_PT"/>
-        </w:rPr>
-        <w:t>Introdução ao Livro de 1 Coríntios</w:t>
-      </w:r>
-      <w:r>
-        <w:rPr>
-          <w:lang w:val="pt_PT" w:bidi="pt_PT"/>
-        </w:rPr>
-        <w:t xml:space="preserve">, “Contexto”). Paulo investiu muito tempo e esforço estabelecendo uma comunidade cristã em Corinto (veja </w:t>
+        <w:t xml:space="preserve"> uma proeminente cidade-estado e importante cidade comercial. Corinto era notória por sua prostituição, imoralidade e embriaguez (veja Introdução ao Livro de 1 Coríntios, “Contexto”). Paulo investiu muito tempo e esforço estabelecendo uma comunidade cristã em Corinto (veja </w:t>
       </w:r>
       <w:r>
         <w:rPr>
@@ -23767,19 +23707,7 @@
         <w:rPr>
           <w:lang w:val="pt_PT" w:bidi="pt_PT"/>
         </w:rPr>
-        <w:t xml:space="preserve">; </w:t>
-      </w:r>
-      <w:r>
-        <w:rPr>
-          <w:lang w:val="pt_PT" w:bidi="pt_PT"/>
-        </w:rPr>
-        <w:t>2 Tessalonicenses Introdução do Livro</w:t>
-      </w:r>
-      <w:r>
-        <w:rPr>
-          <w:lang w:val="pt_PT" w:bidi="pt_PT"/>
-        </w:rPr>
-        <w:t>, “Contexto”).</w:t>
+        <w:t>; 2 Tessalonicenses Introdução do Livro, “Contexto”).</w:t>
       </w:r>
       <w:r>
         <w:rPr>
@@ -25088,19 +25016,7 @@
         <w:rPr>
           <w:lang w:val="pt_PT" w:bidi="pt_PT"/>
         </w:rPr>
-        <w:t xml:space="preserve">Paulo provavelmente escreveu 1 Coríntios durante esse tempo (veja </w:t>
-      </w:r>
-      <w:r>
-        <w:rPr>
-          <w:lang w:val="pt_PT" w:bidi="pt_PT"/>
-        </w:rPr>
-        <w:t>Introdução ao Livro de 1 Coríntios</w:t>
-      </w:r>
-      <w:r>
-        <w:rPr>
-          <w:lang w:val="pt_PT" w:bidi="pt_PT"/>
-        </w:rPr>
-        <w:t>, “Data e Ocasião da Escrita”).</w:t>
+        <w:t>Paulo provavelmente escreveu 1 Coríntios durante esse tempo (veja Introdução ao Livro de 1 Coríntios, “Data e Ocasião da Escrita”).</w:t>
       </w:r>
       <w:r>
         <w:rPr>
@@ -25605,19 +25521,7 @@
         <w:rPr>
           <w:lang w:val="pt_PT" w:bidi="pt_PT"/>
         </w:rPr>
-        <w:t xml:space="preserve">sentiu-se compelido pelo Espírito: Sem dúvida, Paulo estava perturbado pelo que havia ouvido sobre a situação em Corinto (veja </w:t>
-      </w:r>
-      <w:r>
-        <w:rPr>
-          <w:lang w:val="pt_PT" w:bidi="pt_PT"/>
-        </w:rPr>
-        <w:t>Introdução ao Livro de 1 Coríntios</w:t>
-      </w:r>
-      <w:r>
-        <w:rPr>
-          <w:lang w:val="pt_PT" w:bidi="pt_PT"/>
-        </w:rPr>
-        <w:t>). Em vez de ir imediatamente ele mesmo, ele enviou... Timóteo</w:t>
+        <w:t>sentiu-se compelido pelo Espírito: Sem dúvida, Paulo estava perturbado pelo que havia ouvido sobre a situação em Corinto (veja Introdução ao Livro de 1 Coríntios). Em vez de ir imediatamente ele mesmo, ele enviou... Timóteo</w:t>
       </w:r>
       <w:r>
         <w:rPr>
@@ -26329,19 +26233,7 @@
         <w:rPr>
           <w:lang w:val="pt_PT" w:bidi="pt_PT"/>
         </w:rPr>
-        <w:t xml:space="preserve">). Paulo provavelmente escreveu sua carta aos Romanos durante esse tempo (veja </w:t>
-      </w:r>
-      <w:r>
-        <w:rPr>
-          <w:lang w:val="pt_PT" w:bidi="pt_PT"/>
-        </w:rPr>
-        <w:t>Introdução ao Livro de Romanos</w:t>
-      </w:r>
-      <w:r>
-        <w:rPr>
-          <w:lang w:val="pt_PT" w:bidi="pt_PT"/>
-        </w:rPr>
-        <w:t xml:space="preserve">, “Data, Local e Ocasião da Escrita”). • um complô... contra sua vida: Cp. </w:t>
+        <w:t xml:space="preserve">). Paulo provavelmente escreveu sua carta aos Romanos durante esse tempo (veja Introdução ao Livro de Romanos, “Data, Local e Ocasião da Escrita”). • um complô... contra sua vida: Cp. </w:t>
       </w:r>
       <w:r>
         <w:rPr>
